--- a/dokumentacja.docx
+++ b/dokumentacja.docx
@@ -5,6 +5,63 @@
     <w:p>
       <w:r>
         <w:t>28.05.2026 ------ Start proektu</w:t>
+      </w:r>
+    </w:p>
+    <w:p>
+      <w:pPr>
+        <w:rPr>
+          <w:rFonts w:ascii="Segoe UI" w:hAnsi="Segoe UI" w:cs="Segoe UI"/>
+          <w:color w:val="FFFFFF"/>
+          <w:sz w:val="20"/>
+          <w:szCs w:val="20"/>
+          <w:shd w:val="clear" w:color="auto" w:fill="000000"/>
+        </w:rPr>
+      </w:pPr>
+      <w:r>
+        <w:t>03.06.026 ------ mam pomysl zrobic gre „snake”/</w:t>
+      </w:r>
+      <w:r>
+        <w:br/>
+      </w:r>
+      <w:r>
+        <w:br/>
+        <w:t>w niej ty grasz literą Z ktura zbiera litery A w celu wyrosnąć wystarczająco dlugo.</w:t>
+      </w:r>
+      <w:r>
+        <w:br/>
+      </w:r>
+      <w:r>
+        <w:br/>
+        <w:t xml:space="preserve">użyłem promtu dla startu </w:t>
+      </w:r>
+      <w:r>
+        <w:t>–</w:t>
+      </w:r>
+      <w:r>
+        <w:t xml:space="preserve"> pszemieszczanie</w:t>
+      </w:r>
+      <w:r>
+        <w:t xml:space="preserve">  :</w:t>
+      </w:r>
+      <w:r>
+        <w:rPr>
+          <w:rFonts w:ascii="Segoe UI" w:hAnsi="Segoe UI" w:cs="Segoe UI"/>
+          <w:color w:val="FFFFFF"/>
+          <w:sz w:val="20"/>
+          <w:szCs w:val="20"/>
+          <w:shd w:val="clear" w:color="auto" w:fill="000000"/>
+        </w:rPr>
+        <w:t xml:space="preserve"> </w:t>
+      </w:r>
+      <w:r>
+        <w:rPr>
+          <w:rFonts w:ascii="Segoe UI" w:hAnsi="Segoe UI" w:cs="Segoe UI"/>
+          <w:color w:val="FFFFFF"/>
+          <w:sz w:val="20"/>
+          <w:szCs w:val="20"/>
+          <w:shd w:val="clear" w:color="auto" w:fill="000000"/>
+        </w:rPr>
+        <w:t>zrub progmam gdzie "X" porusza się do góry pzy nacisku przycisku "w", na dół pzy nacisku przycisku "s", na lewo pzy nacisku przycisku "a", na prawo pzy nacisku przycisku "d"</w:t>
       </w:r>
     </w:p>
     <w:p/>
@@ -177,6 +234,7 @@
   <w:style w:type="paragraph" w:default="1" w:styleId="Normalny">
     <w:name w:val="Normal"/>
     <w:qFormat/>
+    <w:rsid w:val="0041311E"/>
   </w:style>
   <w:style w:type="character" w:default="1" w:styleId="Domylnaczcionkaakapitu">
     <w:name w:val="Default Paragraph Font"/>

--- a/dokumentacja.docx
+++ b/dokumentacja.docx
@@ -64,7 +64,35 @@
         <w:t>zrub progmam gdzie "X" porusza się do góry pzy nacisku przycisku "w", na dół pzy nacisku przycisku "s", na lewo pzy nacisku przycisku "a", na prawo pzy nacisku przycisku "d"</w:t>
       </w:r>
     </w:p>
-    <w:p/>
+    <w:p>
+      <w:r>
+        <w:t>10.06.2026 ------ dodałem „Y” ktury psz dotyku znika i randomowo pojawia śię na polu.</w:t>
+      </w:r>
+      <w:r>
+        <w:br/>
+        <w:t>użyłem promtu:</w:t>
+      </w:r>
+      <w:r>
+        <w:rPr>
+          <w:rFonts w:ascii="Segoe UI" w:hAnsi="Segoe UI" w:cs="Segoe UI"/>
+          <w:color w:val="FFFFFF"/>
+          <w:sz w:val="20"/>
+          <w:szCs w:val="20"/>
+          <w:shd w:val="clear" w:color="auto" w:fill="000000"/>
+        </w:rPr>
+        <w:t xml:space="preserve"> </w:t>
+      </w:r>
+      <w:r>
+        <w:rPr>
+          <w:rFonts w:ascii="Segoe UI" w:hAnsi="Segoe UI" w:cs="Segoe UI"/>
+          <w:color w:val="FFFFFF"/>
+          <w:sz w:val="20"/>
+          <w:szCs w:val="20"/>
+          <w:shd w:val="clear" w:color="auto" w:fill="000000"/>
+        </w:rPr>
+        <w:t>doday "Y" ktury pojawia śię randomowo</w:t>
+      </w:r>
+    </w:p>
     <w:sectPr>
       <w:pgSz w:w="11906" w:h="16838"/>
       <w:pgMar w:top="1417" w:right="1417" w:bottom="1417" w:left="1417" w:header="708" w:footer="708" w:gutter="0"/>

--- a/dokumentacja.docx
+++ b/dokumentacja.docx
@@ -18,14 +18,20 @@
         </w:rPr>
       </w:pPr>
       <w:r>
-        <w:t>03.06.026 ------ mam pomysl zrobic gre „snake”/</w:t>
-      </w:r>
-      <w:r>
-        <w:br/>
-      </w:r>
-      <w:r>
-        <w:br/>
-        <w:t>w niej ty grasz literą Z ktura zbiera litery A w celu wyrosnąć wystarczająco dlugo.</w:t>
+        <w:t>03.06.026 ------ mam pomysl zrobic gre „s</w:t>
+      </w:r>
+      <w:r>
+        <w:t>nake”/</w:t>
+      </w:r>
+      <w:r>
+        <w:br/>
+      </w:r>
+      <w:r>
+        <w:br/>
+        <w:t>w niej ty grasz literą X ktura zbiera litery Y</w:t>
+      </w:r>
+      <w:r>
+        <w:t xml:space="preserve"> w celu wyrosnąć wystarczająco dlugo.</w:t>
       </w:r>
       <w:r>
         <w:br/>
@@ -65,6 +71,11 @@
       </w:r>
     </w:p>
     <w:p>
+      <w:pPr>
+        <w:rPr>
+          <w:color w:val="FFFFFF" w:themeColor="background1"/>
+        </w:rPr>
+      </w:pPr>
       <w:r>
         <w:t>10.06.2026 ------ dodałem „Y” ktury psz dotyku znika i randomowo pojawia śię na polu.</w:t>
       </w:r>
@@ -91,6 +102,52 @@
           <w:shd w:val="clear" w:color="auto" w:fill="000000"/>
         </w:rPr>
         <w:t>doday "Y" ktury pojawia śię randomowo</w:t>
+      </w:r>
+      <w:r>
+        <w:rPr>
+          <w:rFonts w:ascii="Segoe UI" w:hAnsi="Segoe UI" w:cs="Segoe UI"/>
+          <w:color w:val="FFFFFF"/>
+          <w:sz w:val="20"/>
+          <w:szCs w:val="20"/>
+          <w:shd w:val="clear" w:color="auto" w:fill="000000"/>
+        </w:rPr>
+        <w:br/>
+      </w:r>
+      <w:r>
+        <w:rPr>
+          <w:rFonts w:ascii="Segoe UI" w:hAnsi="Segoe UI" w:cs="Segoe UI"/>
+          <w:color w:val="FFFFFF"/>
+          <w:sz w:val="20"/>
+          <w:szCs w:val="20"/>
+          <w:shd w:val="clear" w:color="auto" w:fill="000000"/>
+        </w:rPr>
+        <w:br/>
+      </w:r>
+      <w:r>
+        <w:t>11.06.2026 ------ teraz snake rośnie przy zjadaniu „Y” ale tylko jeden raz.</w:t>
+      </w:r>
+      <w:r>
+        <w:br/>
+        <w:t>urzyłem promtu:</w:t>
+      </w:r>
+      <w:r>
+        <w:rPr>
+          <w:color w:val="000000" w:themeColor="text1"/>
+        </w:rPr>
+        <w:t xml:space="preserve"> </w:t>
+      </w:r>
+      <w:r>
+        <w:rPr>
+          <w:color w:val="FFFFFF" w:themeColor="background1"/>
+          <w:highlight w:val="black"/>
+        </w:rPr>
+        <w:t>pry stanieńciu "X" na "Y", "X" powinien prejść daley a zamiast "Y " pozostawić klon który powtarza ostatni ruch "X" n.p. "X" do góry, do góry, na lewo, do góry. klon do góry, do góry, na lewo.</w:t>
+      </w:r>
+      <w:r>
+        <w:rPr>
+          <w:color w:val="FFFFFF" w:themeColor="background1"/>
+        </w:rPr>
+        <w:br/>
       </w:r>
     </w:p>
     <w:sectPr>
